--- a/docs/datasets apis/apis.docx
+++ b/docs/datasets apis/apis.docx
@@ -3,17 +3,69 @@
 <w:document xmlns:wpc="http://schemas.microsoft.com/office/word/2010/wordprocessingCanvas" xmlns:cx="http://schemas.microsoft.com/office/drawing/2014/chartex" xmlns:cx1="http://schemas.microsoft.com/office/drawing/2015/9/8/chartex" xmlns:cx2="http://schemas.microsoft.com/office/drawing/2015/10/21/chartex" xmlns:cx3="http://schemas.microsoft.com/office/drawing/2016/5/9/chartex" xmlns:cx4="http://schemas.microsoft.com/office/drawing/2016/5/10/chartex" xmlns:cx5="http://schemas.microsoft.com/office/drawing/2016/5/11/chartex" xmlns:cx6="http://schemas.microsoft.com/office/drawing/2016/5/12/chartex" xmlns:cx7="http://schemas.microsoft.com/office/drawing/2016/5/13/chartex" xmlns:cx8="http://schemas.microsoft.com/office/drawing/2016/5/14/chartex" xmlns:mc="http://schemas.openxmlformats.org/markup-compatibility/2006" xmlns:aink="http://schemas.microsoft.com/office/drawing/2016/ink" xmlns:am3d="http://schemas.microsoft.com/office/drawing/2017/model3d" xmlns:o="urn:schemas-microsoft-com:office:office" xmlns:r="http://schemas.openxmlformats.org/officeDocument/2006/relationships" xmlns:m="http://schemas.openxmlformats.org/officeDocument/2006/math" xmlns:v="urn:schemas-microsoft-com:vml" xmlns:wp14="http://schemas.microsoft.com/office/word/2010/wordprocessingDrawing" xmlns:wp="http://schemas.openxmlformats.org/drawingml/2006/wordprocessingDrawing" xmlns:w10="urn:schemas-microsoft-com:office:word" xmlns:w="http://schemas.openxmlformats.org/wordprocessingml/2006/main" xmlns:w14="http://schemas.microsoft.com/office/word/2010/wordml" xmlns:w15="http://schemas.microsoft.com/office/word/2012/wordml" xmlns:w16cex="http://schemas.microsoft.com/office/word/2018/wordml/cex" xmlns:w16cid="http://schemas.microsoft.com/office/word/2016/wordml/cid" xmlns:w16="http://schemas.microsoft.com/office/word/2018/wordml" xmlns:w16sdtdh="http://schemas.microsoft.com/office/word/2020/wordml/sdtdatahash" xmlns:w16se="http://schemas.microsoft.com/office/word/2015/wordml/symex" xmlns:wpg="http://schemas.microsoft.com/office/word/2010/wordprocessingGroup" xmlns:wpi="http://schemas.microsoft.com/office/word/2010/wordprocessingInk" xmlns:wne="http://schemas.microsoft.com/office/word/2006/wordml" xmlns:wps="http://schemas.microsoft.com/office/word/2010/wordprocessingShape" mc:Ignorable="w14 w15 w16se w16cid w16 w16cex w16sdtdh wp14">
   <w:body>
     <w:p>
-      <w:hyperlink r:id="rId4" w:history="1">
-        <w:r>
-          <w:rPr>
-            <w:rStyle w:val="Hyperlink"/>
-          </w:rPr>
-          <w:t>https://huggingface.co/datasets/cheemasohail/Urdu-Legal_ner_corpora?utm_source=chatgpt.com</w:t>
-        </w:r>
-      </w:hyperlink>
-    </w:p>
-    <w:p>
-      <w:hyperlink r:id="rId5" w:history="1">
+      <w:pPr>
+        <w:rPr>
+          <w:b/>
+          <w:bCs/>
+          <w:lang w:val="en-US"/>
+        </w:rPr>
+      </w:pPr>
+      <w:r>
+        <w:fldChar w:fldCharType="begin"/>
+      </w:r>
+      <w:r>
+        <w:instrText xml:space="preserve"> HYPERLINK "https://huggingface.co/datasets/cheemasohail/Urdu-Legal_ner_corpora?utm_source=chatgpt.com" </w:instrText>
+      </w:r>
+      <w:r>
+        <w:fldChar w:fldCharType="separate"/>
+      </w:r>
+      <w:r>
+        <w:rPr>
+          <w:rStyle w:val="Hyperlink"/>
+        </w:rPr>
+        <w:t>https://huggingface.co/datasets/cheemasohail/Urdu-Legal_ner_corpora?utm_source=chatgpt.com</w:t>
+      </w:r>
+      <w:r>
+        <w:rPr>
+          <w:rStyle w:val="Hyperlink"/>
+        </w:rPr>
+        <w:fldChar w:fldCharType="end"/>
+      </w:r>
+      <w:r>
+        <w:rPr>
+          <w:rStyle w:val="Hyperlink"/>
+          <w:lang w:val="en-US"/>
+        </w:rPr>
+        <w:t xml:space="preserve"> (</w:t>
+      </w:r>
+      <w:r>
+        <w:rPr>
+          <w:b/>
+          <w:bCs/>
+          <w:lang w:val="en-US"/>
+        </w:rPr>
+        <w:t xml:space="preserve">Use for </w:t>
+      </w:r>
+      <w:proofErr w:type="spellStart"/>
+      <w:r>
+        <w:rPr>
+          <w:b/>
+          <w:bCs/>
+          <w:lang w:val="en-US"/>
+        </w:rPr>
+        <w:t>ocr</w:t>
+      </w:r>
+      <w:proofErr w:type="spellEnd"/>
+      <w:r>
+        <w:rPr>
+          <w:rStyle w:val="Hyperlink"/>
+          <w:lang w:val="en-US"/>
+        </w:rPr>
+        <w:t>)</w:t>
+      </w:r>
+    </w:p>
+    <w:p>
+      <w:hyperlink r:id="rId4" w:anchor="S2" w:history="1">
         <w:r>
           <w:rPr>
             <w:rStyle w:val="Hyperlink"/>
@@ -23,7 +75,7 @@
       </w:hyperlink>
     </w:p>
     <w:p>
-      <w:hyperlink r:id="rId6" w:history="1">
+      <w:hyperlink r:id="rId5" w:history="1">
         <w:r>
           <w:rPr>
             <w:rStyle w:val="Hyperlink"/>
@@ -33,7 +85,7 @@
       </w:hyperlink>
     </w:p>
     <w:p>
-      <w:hyperlink r:id="rId7" w:history="1">
+      <w:hyperlink r:id="rId6" w:history="1">
         <w:r>
           <w:rPr>
             <w:rStyle w:val="Hyperlink"/>
@@ -43,7 +95,7 @@
       </w:hyperlink>
     </w:p>
     <w:p>
-      <w:hyperlink r:id="rId8" w:history="1">
+      <w:hyperlink r:id="rId7" w:history="1">
         <w:r>
           <w:rPr>
             <w:rStyle w:val="Hyperlink"/>
@@ -53,7 +105,7 @@
       </w:hyperlink>
     </w:p>
     <w:p>
-      <w:hyperlink r:id="rId9" w:history="1">
+      <w:hyperlink r:id="rId8" w:history="1">
         <w:r>
           <w:rPr>
             <w:rStyle w:val="Hyperlink"/>
@@ -63,7 +115,7 @@
       </w:hyperlink>
     </w:p>
     <w:p>
-      <w:hyperlink r:id="rId10" w:history="1">
+      <w:hyperlink r:id="rId9" w:history="1">
         <w:r>
           <w:rPr>
             <w:rStyle w:val="Hyperlink"/>
@@ -73,7 +125,7 @@
       </w:hyperlink>
     </w:p>
     <w:p>
-      <w:hyperlink r:id="rId11" w:history="1">
+      <w:hyperlink r:id="rId10" w:history="1">
         <w:r>
           <w:rPr>
             <w:rStyle w:val="Hyperlink"/>
@@ -83,7 +135,7 @@
       </w:hyperlink>
     </w:p>
     <w:p>
-      <w:hyperlink r:id="rId12" w:history="1">
+      <w:hyperlink r:id="rId11" w:history="1">
         <w:r>
           <w:rPr>
             <w:rStyle w:val="Hyperlink"/>
@@ -93,7 +145,7 @@
       </w:hyperlink>
     </w:p>
     <w:p>
-      <w:hyperlink r:id="rId13" w:history="1">
+      <w:hyperlink r:id="rId12" w:history="1">
         <w:r>
           <w:rPr>
             <w:rStyle w:val="Hyperlink"/>
@@ -103,7 +155,7 @@
       </w:hyperlink>
     </w:p>
     <w:p>
-      <w:hyperlink r:id="rId14" w:history="1">
+      <w:hyperlink r:id="rId13" w:history="1">
         <w:r>
           <w:rPr>
             <w:rStyle w:val="Hyperlink"/>
